--- a/Prueba de Mineria_2.docx
+++ b/Prueba de Mineria_2.docx
@@ -148,28 +148,18 @@
         <w:spacing w:before="280" w:lineRule="auto"/>
         <w:jc w:val="center"/>
         <w:rPr>
+          <w:b w:val="1"/>
+          <w:bCs w:val="1"/>
+        </w:rPr>
+      </w:pPr>
+      <w:r>
+        <w:rPr>
           <w:sz w:val="26"/>
           <w:szCs w:val="26"/>
-        </w:rPr>
-      </w:pPr>
-      <w:r>
-        <w:rPr>
-          <w:sz w:val="26"/>
-          <w:szCs w:val="26"/>
-          <w:rtl w:val="0"/>
-        </w:rPr>
-        <w:t xml:space="preserve">ANÁLISIS Y PROCESAMIENTO DEL DATASET AMAZON FINE FOODS REVIEWS</w:t>
-      </w:r>
-    </w:p>
-    <w:p>
-      <w:pPr>
-        <w:spacing w:after="200" w:lineRule="auto"/>
-        <w:jc w:val="center"/>
-        <w:rPr>
-          <w:b w:val="1"/>
-          <w:bCs w:val="1"/>
-        </w:rPr>
-      </w:pPr>
+          <w:rtl w:val="0"/>
+        </w:rPr>
+        <w:t xml:space="preserve">ANÁLISIS Y MINERÍA DE DATOS DE SALUD (AFILIADOS SIS DIABETES)</w:t>
+      </w:r>
       <w:r>
         <w:rPr>
           <w:b w:val="1"/>
@@ -357,7 +347,7 @@
         </w:rPr>
         <w:t xml:space="preserve">Docente: Roberto Fica Domke</w:t>
         <w:br w:type="textWrapping"/>
-        <w:t xml:space="preserve">Fecha: 22/09/2026</w:t>
+        <w:t xml:space="preserve">Fecha: 17/10/2026</w:t>
         <w:br w:type="textWrapping"/>
       </w:r>
       <w:r>
@@ -413,7 +403,7 @@
     </w:p>
     <w:sdt>
       <w:sdtPr>
-        <w:id w:val="964425392"/>
+        <w:id w:val="-631307056"/>
         <w:docPartObj>
           <w:docPartGallery w:val="Table of Contents"/>
           <w:docPartUnique w:val="1"/>
@@ -526,33 +516,15 @@
               <w:u w:val="none"/>
             </w:rPr>
           </w:pPr>
-          <w:hyperlink w:anchor="_6upnw82uk5bm">
-            <w:r>
-              <w:rPr>
-                <w:rFonts w:ascii="Arial" w:cs="Arial" w:eastAsia="Arial" w:hAnsi="Arial"/>
-                <w:b w:val="1"/>
-                <w:bCs w:val="1"/>
-                <w:i w:val="0"/>
-                <w:iCs w:val="0"/>
-                <w:smallCaps w:val="0"/>
-                <w:strike w:val="0"/>
-                <w:color w:val="000000"/>
-                <w:sz w:val="22"/>
-                <w:szCs w:val="22"/>
-                <w:u w:val="none"/>
-                <w:shd w:fill="auto" w:val="clear"/>
-                <w:vertAlign w:val="baseline"/>
-                <w:rtl w:val="0"/>
-              </w:rPr>
-              <w:t xml:space="preserve">1. Selección de Datos</w:t>
-              <w:tab/>
-              <w:t xml:space="preserve">4</w:t>
-            </w:r>
-          </w:hyperlink>
           <w:r>
             <w:rPr>
+              <w:b w:val="1"/>
+              <w:bCs w:val="1"/>
+              <w:color w:val="000000"/>
+              <w:u w:val="none"/>
               <w:rtl w:val="0"/>
             </w:rPr>
+            <w:t xml:space="preserve">Introducción ................................................................ Pág. 3</w:t>
           </w:r>
         </w:p>
         <w:p>
@@ -569,33 +541,15 @@
               <w:u w:val="none"/>
             </w:rPr>
           </w:pPr>
-          <w:hyperlink w:anchor="_85a3xlp1rodl">
-            <w:r>
-              <w:rPr>
-                <w:rFonts w:ascii="Arial" w:cs="Arial" w:eastAsia="Arial" w:hAnsi="Arial"/>
-                <w:b w:val="1"/>
-                <w:bCs w:val="1"/>
-                <w:i w:val="0"/>
-                <w:iCs w:val="0"/>
-                <w:smallCaps w:val="0"/>
-                <w:strike w:val="0"/>
-                <w:color w:val="000000"/>
-                <w:sz w:val="22"/>
-                <w:szCs w:val="22"/>
-                <w:u w:val="none"/>
-                <w:shd w:fill="auto" w:val="clear"/>
-                <w:vertAlign w:val="baseline"/>
-                <w:rtl w:val="0"/>
-              </w:rPr>
-              <w:t xml:space="preserve">2. Limpieza de Datos</w:t>
-              <w:tab/>
-              <w:t xml:space="preserve">5</w:t>
-            </w:r>
-          </w:hyperlink>
           <w:r>
             <w:rPr>
+              <w:b w:val="1"/>
+              <w:bCs w:val="1"/>
+              <w:color w:val="000000"/>
+              <w:u w:val="none"/>
               <w:rtl w:val="0"/>
             </w:rPr>
+            <w:t xml:space="preserve">1. Selección de Datos ....................................................... Pág. 4</w:t>
           </w:r>
         </w:p>
         <w:p>
@@ -612,33 +566,15 @@
               <w:u w:val="none"/>
             </w:rPr>
           </w:pPr>
-          <w:hyperlink w:anchor="_t3j15g95oi3g">
-            <w:r>
-              <w:rPr>
-                <w:rFonts w:ascii="Arial" w:cs="Arial" w:eastAsia="Arial" w:hAnsi="Arial"/>
-                <w:b w:val="1"/>
-                <w:bCs w:val="1"/>
-                <w:i w:val="0"/>
-                <w:iCs w:val="0"/>
-                <w:smallCaps w:val="0"/>
-                <w:strike w:val="0"/>
-                <w:color w:val="000000"/>
-                <w:sz w:val="22"/>
-                <w:szCs w:val="22"/>
-                <w:u w:val="none"/>
-                <w:shd w:fill="auto" w:val="clear"/>
-                <w:vertAlign w:val="baseline"/>
-                <w:rtl w:val="0"/>
-              </w:rPr>
-              <w:t xml:space="preserve">3. Codificación de Datos</w:t>
-              <w:tab/>
-              <w:t xml:space="preserve">6</w:t>
-            </w:r>
-          </w:hyperlink>
           <w:r>
             <w:rPr>
+              <w:b w:val="1"/>
+              <w:bCs w:val="1"/>
+              <w:color w:val="000000"/>
+              <w:u w:val="none"/>
               <w:rtl w:val="0"/>
             </w:rPr>
+            <w:t xml:space="preserve">2. Incorporación de Datos de Otras Fuentes ................................... Pág. 5</w:t>
           </w:r>
         </w:p>
         <w:p>
@@ -655,33 +591,15 @@
               <w:u w:val="none"/>
             </w:rPr>
           </w:pPr>
-          <w:hyperlink w:anchor="_5z1zliiaqlf8">
-            <w:r>
-              <w:rPr>
-                <w:rFonts w:ascii="Arial" w:cs="Arial" w:eastAsia="Arial" w:hAnsi="Arial"/>
-                <w:b w:val="1"/>
-                <w:bCs w:val="1"/>
-                <w:i w:val="0"/>
-                <w:iCs w:val="0"/>
-                <w:smallCaps w:val="0"/>
-                <w:strike w:val="0"/>
-                <w:color w:val="000000"/>
-                <w:sz w:val="22"/>
-                <w:szCs w:val="22"/>
-                <w:u w:val="none"/>
-                <w:shd w:fill="auto" w:val="clear"/>
-                <w:vertAlign w:val="baseline"/>
-                <w:rtl w:val="0"/>
-              </w:rPr>
-              <w:t xml:space="preserve">4. Normalización de Datos</w:t>
-              <w:tab/>
-              <w:t xml:space="preserve">7</w:t>
-            </w:r>
-          </w:hyperlink>
           <w:r>
             <w:rPr>
+              <w:b w:val="1"/>
+              <w:bCs w:val="1"/>
+              <w:color w:val="000000"/>
+              <w:u w:val="none"/>
               <w:rtl w:val="0"/>
             </w:rPr>
+            <w:t xml:space="preserve">3. Limpieza de Datos ........................................................ Pág. 6</w:t>
           </w:r>
         </w:p>
         <w:p>
@@ -698,33 +616,15 @@
               <w:u w:val="none"/>
             </w:rPr>
           </w:pPr>
-          <w:hyperlink w:anchor="_sxqojwri1q97">
-            <w:r>
-              <w:rPr>
-                <w:rFonts w:ascii="Arial" w:cs="Arial" w:eastAsia="Arial" w:hAnsi="Arial"/>
-                <w:b w:val="1"/>
-                <w:bCs w:val="1"/>
-                <w:i w:val="0"/>
-                <w:iCs w:val="0"/>
-                <w:smallCaps w:val="0"/>
-                <w:strike w:val="0"/>
-                <w:color w:val="000000"/>
-                <w:sz w:val="22"/>
-                <w:szCs w:val="22"/>
-                <w:u w:val="none"/>
-                <w:shd w:fill="auto" w:val="clear"/>
-                <w:vertAlign w:val="baseline"/>
-                <w:rtl w:val="0"/>
-              </w:rPr>
-              <w:t xml:space="preserve">5. Aplicar Reglas de Asociación</w:t>
-              <w:tab/>
-              <w:t xml:space="preserve">8</w:t>
-            </w:r>
-          </w:hyperlink>
           <w:r>
             <w:rPr>
+              <w:b w:val="1"/>
+              <w:bCs w:val="1"/>
+              <w:color w:val="000000"/>
+              <w:u w:val="none"/>
               <w:rtl w:val="0"/>
             </w:rPr>
+            <w:t xml:space="preserve">4. Codificación de Datos .................................................... Pág. 7</w:t>
           </w:r>
         </w:p>
         <w:p>
@@ -741,33 +641,15 @@
               <w:u w:val="none"/>
             </w:rPr>
           </w:pPr>
-          <w:hyperlink w:anchor="_j1zqzikzjg9v">
-            <w:r>
-              <w:rPr>
-                <w:rFonts w:ascii="Arial" w:cs="Arial" w:eastAsia="Arial" w:hAnsi="Arial"/>
-                <w:b w:val="1"/>
-                <w:bCs w:val="1"/>
-                <w:i w:val="0"/>
-                <w:iCs w:val="0"/>
-                <w:smallCaps w:val="0"/>
-                <w:strike w:val="0"/>
-                <w:color w:val="000000"/>
-                <w:sz w:val="22"/>
-                <w:szCs w:val="22"/>
-                <w:u w:val="none"/>
-                <w:shd w:fill="auto" w:val="clear"/>
-                <w:vertAlign w:val="baseline"/>
-                <w:rtl w:val="0"/>
-              </w:rPr>
-              <w:t xml:space="preserve">6. Aplicar un Modelo de Regresión</w:t>
-              <w:tab/>
-              <w:t xml:space="preserve">10</w:t>
-            </w:r>
-          </w:hyperlink>
           <w:r>
             <w:rPr>
+              <w:b w:val="1"/>
+              <w:bCs w:val="1"/>
+              <w:color w:val="000000"/>
+              <w:u w:val="none"/>
               <w:rtl w:val="0"/>
             </w:rPr>
+            <w:t xml:space="preserve">5. Normalización de Datos ................................................... Pág. 8</w:t>
           </w:r>
         </w:p>
         <w:p>
@@ -784,33 +666,15 @@
               <w:u w:val="none"/>
             </w:rPr>
           </w:pPr>
-          <w:hyperlink w:anchor="_cp3lx8ujy3yl">
-            <w:r>
-              <w:rPr>
-                <w:rFonts w:ascii="Arial" w:cs="Arial" w:eastAsia="Arial" w:hAnsi="Arial"/>
-                <w:b w:val="1"/>
-                <w:bCs w:val="1"/>
-                <w:i w:val="0"/>
-                <w:iCs w:val="0"/>
-                <w:smallCaps w:val="0"/>
-                <w:strike w:val="0"/>
-                <w:color w:val="000000"/>
-                <w:sz w:val="22"/>
-                <w:szCs w:val="22"/>
-                <w:u w:val="none"/>
-                <w:shd w:fill="auto" w:val="clear"/>
-                <w:vertAlign w:val="baseline"/>
-                <w:rtl w:val="0"/>
-              </w:rPr>
-              <w:t xml:space="preserve">7. Modelo de Minería de Textos</w:t>
-              <w:tab/>
-              <w:t xml:space="preserve">12</w:t>
-            </w:r>
-          </w:hyperlink>
           <w:r>
             <w:rPr>
+              <w:b w:val="1"/>
+              <w:bCs w:val="1"/>
+              <w:color w:val="000000"/>
+              <w:u w:val="none"/>
               <w:rtl w:val="0"/>
             </w:rPr>
+            <w:t xml:space="preserve">6. Aplicación de Principales Estadísticos ................................... Pág. 9</w:t>
           </w:r>
         </w:p>
         <w:p>
@@ -827,33 +691,90 @@
               <w:u w:val="none"/>
             </w:rPr>
           </w:pPr>
-          <w:hyperlink w:anchor="_h1zxhcqmpwnh">
-            <w:r>
-              <w:rPr>
-                <w:rFonts w:ascii="Arial" w:cs="Arial" w:eastAsia="Arial" w:hAnsi="Arial"/>
-                <w:b w:val="1"/>
-                <w:bCs w:val="1"/>
-                <w:i w:val="0"/>
-                <w:iCs w:val="0"/>
-                <w:smallCaps w:val="0"/>
-                <w:strike w:val="0"/>
-                <w:color w:val="000000"/>
-                <w:sz w:val="22"/>
-                <w:szCs w:val="22"/>
-                <w:u w:val="none"/>
-                <w:shd w:fill="auto" w:val="clear"/>
-                <w:vertAlign w:val="baseline"/>
-                <w:rtl w:val="0"/>
-              </w:rPr>
-              <w:t xml:space="preserve">8. Generar Modelo que Permita Realizar Web Mining</w:t>
-              <w:tab/>
-              <w:t xml:space="preserve">14</w:t>
-            </w:r>
-          </w:hyperlink>
           <w:r>
             <w:rPr>
+              <w:b w:val="1"/>
+              <w:bCs w:val="1"/>
+              <w:color w:val="000000"/>
+              <w:u w:val="none"/>
               <w:rtl w:val="0"/>
             </w:rPr>
+            <w:t xml:space="preserve">7. Enfoques de Reglas de Asociación ......................................... Pág. 10</w:t>
+          </w:r>
+        </w:p>
+        <w:p>
+          <w:pPr>
+            <w:widowControl w:val="0"/>
+            <w:tabs>
+              <w:tab w:val="right" w:leader="none" w:pos="12000"/>
+            </w:tabs>
+            <w:spacing w:before="60" w:line="240" w:lineRule="auto"/>
+            <w:rPr>
+              <w:b w:val="1"/>
+              <w:bCs w:val="1"/>
+              <w:color w:val="000000"/>
+              <w:u w:val="none"/>
+            </w:rPr>
+          </w:pPr>
+          <w:r>
+            <w:rPr>
+              <w:b w:val="1"/>
+              <w:bCs w:val="1"/>
+              <w:color w:val="000000"/>
+              <w:u w:val="none"/>
+              <w:rtl w:val="0"/>
+            </w:rPr>
+            <w:t xml:space="preserve">8. Modelos de Regresión y Evidencia de Precisión ............................. Pág. 11</w:t>
+          </w:r>
+        </w:p>
+        <w:p>
+          <w:pPr>
+            <w:widowControl w:val="0"/>
+            <w:tabs>
+              <w:tab w:val="right" w:leader="none" w:pos="12000"/>
+            </w:tabs>
+            <w:spacing w:before="60" w:line="240" w:lineRule="auto"/>
+            <w:rPr>
+              <w:b w:val="1"/>
+              <w:bCs w:val="1"/>
+              <w:color w:val="000000"/>
+              <w:u w:val="none"/>
+            </w:rPr>
+          </w:pPr>
+          <w:r>
+            <w:rPr>
+              <w:b w:val="1"/>
+              <w:bCs w:val="1"/>
+              <w:color w:val="000000"/>
+              <w:u w:val="none"/>
+              <w:rtl w:val="0"/>
+            </w:rPr>
+            <w:t xml:space="preserve">9. Acciones Inferidas en Base a los Resultados .............................. Pág. 12</w:t>
+          </w:r>
+        </w:p>
+        <w:p>
+          <w:pPr>
+            <w:widowControl w:val="0"/>
+            <w:tabs>
+              <w:tab w:val="right" w:leader="none" w:pos="12000"/>
+            </w:tabs>
+            <w:spacing w:before="60" w:line="240" w:lineRule="auto"/>
+            <w:rPr>
+              <w:b w:val="1"/>
+              <w:bCs w:val="1"/>
+              <w:color w:val="000000"/>
+              <w:u w:val="none"/>
+            </w:rPr>
+          </w:pPr>
+          <w:r>
+            <w:rPr>
+              <w:b w:val="1"/>
+              <w:bCs w:val="1"/>
+              <w:color w:val="000000"/>
+              <w:u w:val="none"/>
+              <w:rtl w:val="0"/>
+            </w:rPr>
+            <w:t xml:space="preserve">Conclusión .................................................................. Pág. 13</w:t>
           </w:r>
         </w:p>
         <w:p>
@@ -888,9 +809,7 @@
                 <w:vertAlign w:val="baseline"/>
                 <w:rtl w:val="0"/>
               </w:rPr>
-              <w:t xml:space="preserve">Conclusión</w:t>
               <w:tab/>
-              <w:t xml:space="preserve">15</w:t>
             </w:r>
           </w:hyperlink>
           <w:r>
@@ -974,6 +893,40 @@
     </w:p>
     <w:p>
       <w:pPr>
+        <w:rPr/>
+      </w:pPr>
+      <w:r>
+        <w:rPr>
+          <w:rtl w:val="0"/>
+        </w:rPr>
+      </w:r>
+    </w:p>
+    <w:p>
+      <w:pPr>
+        <w:jc w:val="both"/>
+        <w:rPr/>
+      </w:pPr>
+      <w:r>
+        <w:rPr>
+          <w:rtl w:val="0"/>
+        </w:rPr>
+        <w:t xml:space="preserve">En el ámbito de la salud pública, la toma de decisiones fundamentada en datos resulta crítica para optimizar recursos clínicos y financieros. El presente informe aborda el desarrollo de un pipeline integral de Minería de Datos aplicado sobre una muestra masiva de 600.000 registros de afiliados diagnosticados con diabetes del Seguro Integral de Salud (SIS), superando el requerimiento mínimo de 500.000 registros establecido en la evaluación.</w:t>
+      </w:r>
+    </w:p>
+    <w:p>
+      <w:pPr>
+        <w:jc w:val="both"/>
+        <w:rPr/>
+      </w:pPr>
+      <w:r>
+        <w:rPr>
+          <w:rtl w:val="0"/>
+        </w:rPr>
+        <w:t xml:space="preserve">A lo largo de este trabajo se desarrollan sistemáticamente las etapas de selección, enriquecimiento con fuentes presupuestarias regionales externas, limpieza e imputación estadística, codificación categórica y estandarización de variables. Posteriormente, se aplican técnicas de analítica descriptiva mediante estadísticos y matrices de correlación, distintos enfoques de extracción de reglas de asociación (algoritmo Apriori) y modelos predictivos de regresión (Lineal Múltiple y Regularización Ridge). El objetivo final consiste en evidenciar la ganancia de precisión al incorporar fuentes complementarias e inferir acciones estratégicas y logísticas orientadas a la optimización de los costos y la prevención de complicaciones en los pacientes.</w:t>
+      </w:r>
+    </w:p>
+    <w:p>
+      <w:pPr>
         <w:spacing w:after="240" w:before="240" w:lineRule="auto"/>
         <w:jc w:val="both"/>
         <w:rPr/>
@@ -1154,53 +1107,6 @@
     </w:p>
     <w:p>
       <w:pPr>
-        <w:spacing w:after="240" w:before="240" w:lineRule="auto"/>
-        <w:rPr>
-          <w:b w:val="1"/>
-          <w:bCs w:val="1"/>
-        </w:rPr>
-      </w:pPr>
-      <w:r>
-        <w:rPr>
-          <w:rtl w:val="0"/>
-        </w:rPr>
-      </w:r>
-    </w:p>
-    <w:p>
-      <w:pPr>
-        <w:spacing w:after="240" w:before="240" w:lineRule="auto"/>
-        <w:rPr>
-          <w:b w:val="1"/>
-          <w:bCs w:val="1"/>
-        </w:rPr>
-      </w:pPr>
-      <w:r>
-        <w:rPr>
-          <w:rtl w:val="0"/>
-        </w:rPr>
-      </w:r>
-    </w:p>
-    <w:p>
-      <w:pPr>
-        <w:pStyle w:val="Heading2"/>
-        <w:spacing w:after="240" w:before="240" w:lineRule="auto"/>
-        <w:rPr>
-          <w:b w:val="1"/>
-          <w:bCs w:val="1"/>
-          <w:sz w:val="34"/>
-          <w:szCs w:val="34"/>
-        </w:rPr>
-      </w:pPr>
-      <w:bookmarkStart w:colFirst="0" w:colLast="0" w:name="_6upnw82uk5bm" w:id="5"/>
-      <w:bookmarkEnd w:id="5"/>
-      <w:r>
-        <w:rPr>
-          <w:rtl w:val="0"/>
-        </w:rPr>
-      </w:r>
-    </w:p>
-    <w:p>
-      <w:pPr>
         <w:pStyle w:val="Heading2"/>
         <w:rPr>
           <w:b w:val="1"/>
@@ -1209,29 +1115,38 @@
           <w:szCs w:val="28"/>
         </w:rPr>
       </w:pPr>
-      <w:bookmarkStart w:colFirst="0" w:colLast="0" w:name="_bjijjwgvymw1" w:id="6"/>
-      <w:bookmarkEnd w:id="6"/>
-      <w:r>
-        <w:rPr>
-          <w:rtl w:val="0"/>
-        </w:rPr>
-      </w:r>
-    </w:p>
-    <w:p>
-      <w:pPr>
-        <w:pStyle w:val="Heading2"/>
-        <w:rPr>
-          <w:b w:val="1"/>
-          <w:bCs w:val="1"/>
-          <w:sz w:val="28"/>
-          <w:szCs w:val="28"/>
-        </w:rPr>
-      </w:pPr>
-      <w:bookmarkStart w:colFirst="0" w:colLast="0" w:name="_g4kvaewoomcr" w:id="7"/>
-      <w:bookmarkEnd w:id="7"/>
-      <w:r>
-        <w:br w:type="page"/>
-      </w:r>
+      <w:bookmarkStart w:colFirst="0" w:colLast="0" w:name="_74h9ybdgpvsh" w:id="5"/>
+      <w:bookmarkEnd w:id="5"/>
+      <w:r>
+        <w:rPr>
+          <w:rtl w:val="0"/>
+        </w:rPr>
+      </w:r>
+    </w:p>
+    <w:p>
+      <w:pPr>
+        <w:rPr/>
+      </w:pPr>
+      <w:r>
+        <w:rPr>
+          <w:rtl w:val="0"/>
+        </w:rPr>
+      </w:r>
+    </w:p>
+    <w:p>
+      <w:pPr>
+        <w:rPr/>
+      </w:pPr>
+      <w:r>
+        <w:rPr>
+          <w:rtl w:val="0"/>
+        </w:rPr>
+      </w:r>
+    </w:p>
+    <w:p>
+      <w:pPr>
+        <w:rPr/>
+      </w:pPr>
       <w:r>
         <w:rPr>
           <w:rtl w:val="0"/>
@@ -1453,12 +1368,12 @@
           <wp:inline distB="114300" distT="114300" distL="114300" distR="114300">
             <wp:extent cx="4819650" cy="1238250"/>
             <wp:effectExtent b="0" l="0" r="0" t="0"/>
-            <wp:docPr id="1" name="image9.png"/>
+            <wp:docPr id="1" name="image2.png"/>
             <a:graphic>
               <a:graphicData uri="http://schemas.openxmlformats.org/drawingml/2006/picture">
                 <pic:pic>
                   <pic:nvPicPr>
-                    <pic:cNvPr id="0" name="image9.png"/>
+                    <pic:cNvPr id="0" name="image2.png"/>
                     <pic:cNvPicPr preferRelativeResize="0"/>
                   </pic:nvPicPr>
                   <pic:blipFill>
@@ -1734,12 +1649,12 @@
           <wp:inline distB="114300" distT="114300" distL="114300" distR="114300">
             <wp:extent cx="4162425" cy="3648075"/>
             <wp:effectExtent b="0" l="0" r="0" t="0"/>
-            <wp:docPr id="2" name="image8.png"/>
+            <wp:docPr id="2" name="image3.png"/>
             <a:graphic>
               <a:graphicData uri="http://schemas.openxmlformats.org/drawingml/2006/picture">
                 <pic:pic>
                   <pic:nvPicPr>
-                    <pic:cNvPr id="0" name="image8.png"/>
+                    <pic:cNvPr id="0" name="image3.png"/>
                     <pic:cNvPicPr preferRelativeResize="0"/>
                   </pic:nvPicPr>
                   <pic:blipFill>
@@ -1890,12 +1805,12 @@
           <wp:inline distB="114300" distT="114300" distL="114300" distR="114300">
             <wp:extent cx="4688060" cy="1141173"/>
             <wp:effectExtent b="0" l="0" r="0" t="0"/>
-            <wp:docPr id="4" name="image7.png"/>
+            <wp:docPr id="4" name="image4.png"/>
             <a:graphic>
               <a:graphicData uri="http://schemas.openxmlformats.org/drawingml/2006/picture">
                 <pic:pic>
                   <pic:nvPicPr>
-                    <pic:cNvPr id="0" name="image7.png"/>
+                    <pic:cNvPr id="0" name="image4.png"/>
                     <pic:cNvPicPr preferRelativeResize="0"/>
                   </pic:nvPicPr>
                   <pic:blipFill>
@@ -1938,6 +1853,180 @@
     </w:p>
     <w:p>
       <w:pPr>
+        <w:rPr/>
+      </w:pPr>
+      <w:r>
+        <w:rPr>
+          <w:rtl w:val="0"/>
+        </w:rPr>
+        <w:t xml:space="preserve">Adicionalmente, se aplicaron dos enfoques complementarios adaptando el umbral de soporte al 2% para descubrir relaciones clínicas no detectables a nivel global:</w:t>
+      </w:r>
+    </w:p>
+    <w:p>
+      <w:pPr>
+        <w:numPr>
+          <w:ilvl w:val="0"/>
+          <w:numId w:val="4"/>
+        </w:numPr>
+        <w:spacing w:after="0" w:afterAutospacing="0" w:before="120" w:lineRule="auto"/>
+        <w:ind w:left="720" w:hanging="360"/>
+        <w:rPr>
+          <w:color w:val="000000"/>
+          <w:sz w:val="22"/>
+          <w:szCs w:val="22"/>
+        </w:rPr>
+      </w:pPr>
+      <w:r>
+        <w:rPr>
+          <w:b w:val="1"/>
+          <w:bCs w:val="1"/>
+          <w:rtl w:val="0"/>
+        </w:rPr>
+        <w:t xml:space="preserve">Enfoque por Confianza (</w:t>
+      </w:r>
+      <m:oMath>
+        <m:r>
+          <m:t>≥</m:t>
+        </m:r>
+        <m:r>
+          <w:rPr>
+            <w:b w:val="1"/>
+            <w:bCs w:val="1"/>
+          </w:rPr>
+          <m:t xml:space="preserve">50%</m:t>
+        </m:r>
+      </m:oMath>
+      <w:r>
+        <w:rPr>
+          <w:b w:val="1"/>
+          <w:bCs w:val="1"/>
+          <w:rtl w:val="0"/>
+        </w:rPr>
+        <w:t xml:space="preserve">):</w:t>
+      </w:r>
+      <w:r>
+        <w:rPr>
+          <w:rtl w:val="0"/>
+        </w:rPr>
+        <w:t xml:space="preserve"> Se descubrió que pacientes con Hipertensión presentan una certeza del </w:t>
+      </w:r>
+      <m:oMath>
+        <m:r>
+          <w:rPr>
+            <w:b w:val="1"/>
+            <w:bCs w:val="1"/>
+          </w:rPr>
+          <m:t xml:space="preserve">72.7%</m:t>
+        </m:r>
+      </m:oMath>
+      <w:r>
+        <w:rPr>
+          <w:rtl w:val="0"/>
+        </w:rPr>
+        <w:t xml:space="preserve"> de padecer concomitantemente Obesidad (</w:t>
+      </w:r>
+      <m:oMath>
+        <m:r>
+          <w:rPr/>
+          <m:t xml:space="preserve">Lift=1.15</m:t>
+        </m:r>
+      </m:oMath>
+      <w:r>
+        <w:rPr>
+          <w:rtl w:val="0"/>
+        </w:rPr>
+        <w:t xml:space="preserve">), y un </w:t>
+      </w:r>
+      <m:oMath>
+        <m:r>
+          <w:rPr>
+            <w:b w:val="1"/>
+            <w:bCs w:val="1"/>
+          </w:rPr>
+          <m:t xml:space="preserve">65.6%</m:t>
+        </m:r>
+      </m:oMath>
+      <w:r>
+        <w:rPr>
+          <w:rtl w:val="0"/>
+        </w:rPr>
+        <w:t xml:space="preserve"> de pertenecer al grupo de Adultos Mayores (</w:t>
+      </w:r>
+      <m:oMath>
+        <m:r>
+          <w:rPr/>
+          <m:t xml:space="preserve">Lift=1.49</m:t>
+        </m:r>
+      </m:oMath>
+      <w:r>
+        <w:rPr>
+          <w:rtl w:val="0"/>
+        </w:rPr>
+        <w:t xml:space="preserve">).</w:t>
+      </w:r>
+    </w:p>
+    <w:p>
+      <w:pPr>
+        <w:numPr>
+          <w:ilvl w:val="0"/>
+          <w:numId w:val="4"/>
+        </w:numPr>
+        <w:spacing w:after="120" w:before="0" w:beforeAutospacing="0" w:lineRule="auto"/>
+        <w:ind w:left="720" w:hanging="360"/>
+        <w:rPr>
+          <w:color w:val="000000"/>
+          <w:sz w:val="22"/>
+          <w:szCs w:val="22"/>
+        </w:rPr>
+      </w:pPr>
+      <w:r>
+        <w:rPr>
+          <w:b w:val="1"/>
+          <w:bCs w:val="1"/>
+          <w:rtl w:val="0"/>
+        </w:rPr>
+        <w:t xml:space="preserve">Enfoque por Lift (</w:t>
+      </w:r>
+      <m:oMath>
+        <m:r>
+          <m:t>≥</m:t>
+        </m:r>
+        <m:r>
+          <w:rPr>
+            <w:b w:val="1"/>
+            <w:bCs w:val="1"/>
+          </w:rPr>
+          <m:t xml:space="preserve">1.15</m:t>
+        </m:r>
+      </m:oMath>
+      <w:r>
+        <w:rPr>
+          <w:b w:val="1"/>
+          <w:bCs w:val="1"/>
+          <w:rtl w:val="0"/>
+        </w:rPr>
+        <w:t xml:space="preserve">):</w:t>
+      </w:r>
+      <w:r>
+        <w:rPr>
+          <w:rtl w:val="0"/>
+        </w:rPr>
+        <w:t xml:space="preserve"> Se comprobaron dependencias comórbidas fuertes no aleatorias entre Hipertensión, Obesidad y Salud Mental, confirmando el impacto de las enfermedades crónicas múltiples.</w:t>
+      </w:r>
+    </w:p>
+    <w:p>
+      <w:pPr>
+        <w:ind w:left="0" w:firstLine="0"/>
+        <w:rPr/>
+      </w:pPr>
+      <w:r>
+        <w:rPr>
+          <w:rtl w:val="0"/>
+        </w:rPr>
+      </w:r>
+    </w:p>
+    <w:p>
+      <w:pPr>
         <w:ind w:left="0" w:firstLine="0"/>
         <w:rPr/>
       </w:pPr>
@@ -2058,12 +2147,12 @@
           <wp:inline distB="114300" distT="114300" distL="114300" distR="114300">
             <wp:extent cx="2736422" cy="1099149"/>
             <wp:effectExtent b="0" l="0" r="0" t="0"/>
-            <wp:docPr id="9" name="image4.png"/>
+            <wp:docPr id="9" name="image9.png"/>
             <a:graphic>
               <a:graphicData uri="http://schemas.openxmlformats.org/drawingml/2006/picture">
                 <pic:pic>
                   <pic:nvPicPr>
-                    <pic:cNvPr id="0" name="image4.png"/>
+                    <pic:cNvPr id="0" name="image9.png"/>
                     <pic:cNvPicPr preferRelativeResize="0"/>
                   </pic:nvPicPr>
                   <pic:blipFill>
@@ -2107,6 +2196,531 @@
     </w:p>
     <w:p>
       <w:pPr>
+        <w:rPr/>
+      </w:pPr>
+      <w:r>
+        <w:rPr>
+          <w:rtl w:val="0"/>
+        </w:rPr>
+        <w:t xml:space="preserve">Para evaluar el impacto predictivo de la fuente externa incorporada (Presupuesto Regional de Salud) y dar cumplimiento a la comparativa de modelos de la unidad, se evaluaron dos alternativas:</w:t>
+      </w:r>
+    </w:p>
+    <w:tbl>
+      <w:tblPr>
+        <w:tblStyle w:val="Table1"/>
+        <w:tblW w:w="9025.511811023624" w:type="dxa"/>
+        <w:jc w:val="left"/>
+        <w:tblBorders>
+          <w:top w:color="000000" w:space="0" w:sz="0" w:val="nil"/>
+          <w:left w:color="000000" w:space="0" w:sz="0" w:val="nil"/>
+          <w:bottom w:color="000000" w:space="0" w:sz="0" w:val="nil"/>
+          <w:right w:color="000000" w:space="0" w:sz="0" w:val="nil"/>
+          <w:insideH w:color="000000" w:space="0" w:sz="0" w:val="nil"/>
+          <w:insideV w:color="000000" w:space="0" w:sz="0" w:val="nil"/>
+        </w:tblBorders>
+        <w:tblLayout w:type="fixed"/>
+        <w:tblLook w:val="0600"/>
+      </w:tblPr>
+      <w:tblGrid>
+        <w:gridCol w:w="4474.793710723068"/>
+        <w:gridCol w:w="2068.9396159864878"/>
+        <w:gridCol w:w="2481.7784843140666"/>
+        <w:tblGridChange w:id="0">
+          <w:tblGrid>
+            <w:gridCol w:w="4474.793710723068"/>
+            <w:gridCol w:w="2068.9396159864878"/>
+            <w:gridCol w:w="2481.7784843140666"/>
+          </w:tblGrid>
+        </w:tblGridChange>
+      </w:tblGrid>
+      <w:tr>
+        <w:trPr>
+          <w:cantSplit w:val="0"/>
+          <w:trHeight w:val="725" w:hRule="atLeast"/>
+          <w:tblHeader w:val="0"/>
+        </w:trPr>
+        <w:tc>
+          <w:tcPr>
+            <w:tcBorders>
+              <w:top w:color="000000" w:space="0" w:sz="0" w:val="nil"/>
+              <w:left w:color="000000" w:space="0" w:sz="0" w:val="nil"/>
+              <w:bottom w:color="000000" w:space="0" w:sz="5" w:val="single"/>
+              <w:right w:color="000000" w:space="0" w:sz="5" w:val="single"/>
+            </w:tcBorders>
+            <w:tcMar>
+              <w:top w:w="100.0" w:type="dxa"/>
+              <w:left w:w="100.0" w:type="dxa"/>
+              <w:bottom w:w="100.0" w:type="dxa"/>
+              <w:right w:w="100.0" w:type="dxa"/>
+            </w:tcMar>
+            <w:vAlign w:val="top"/>
+          </w:tcPr>
+          <w:p>
+            <w:pPr>
+              <w:spacing w:line="330" w:lineRule="auto"/>
+              <w:rPr/>
+            </w:pPr>
+            <w:r>
+              <w:rPr>
+                <w:rtl w:val="0"/>
+              </w:rPr>
+              <w:t xml:space="preserve">Modelo / Configuración</w:t>
+            </w:r>
+          </w:p>
+        </w:tc>
+        <w:tc>
+          <w:tcPr>
+            <w:tcBorders>
+              <w:top w:color="000000" w:space="0" w:sz="0" w:val="nil"/>
+              <w:left w:color="000000" w:space="0" w:sz="5" w:val="single"/>
+              <w:bottom w:color="000000" w:space="0" w:sz="5" w:val="single"/>
+              <w:right w:color="000000" w:space="0" w:sz="5" w:val="single"/>
+            </w:tcBorders>
+            <w:tcMar>
+              <w:top w:w="100.0" w:type="dxa"/>
+              <w:left w:w="100.0" w:type="dxa"/>
+              <w:bottom w:w="100.0" w:type="dxa"/>
+              <w:right w:w="100.0" w:type="dxa"/>
+            </w:tcMar>
+            <w:vAlign w:val="top"/>
+          </w:tcPr>
+          <w:p>
+            <w:pPr>
+              <w:spacing w:line="330" w:lineRule="auto"/>
+              <w:jc w:val="center"/>
+              <w:rPr/>
+            </w:pPr>
+            <m:oMath>
+              <m:sSup>
+                <m:sSupPr>
+                  <m:ctrlPr>
+                    <w:rPr/>
+                  </m:ctrlPr>
+                </m:sSupPr>
+                <m:e>
+                  <m:r>
+                    <w:rPr/>
+                    <m:t xml:space="preserve">R</m:t>
+                  </m:r>
+                </m:e>
+                <m:sup>
+                  <m:r>
+                    <w:rPr/>
+                    <m:t xml:space="preserve">2</m:t>
+                  </m:r>
+                </m:sup>
+              </m:sSup>
+            </m:oMath>
+            <w:r>
+              <w:rPr>
+                <w:rtl w:val="0"/>
+              </w:rPr>
+              <w:t xml:space="preserve"> (Precisión)</w:t>
+            </w:r>
+          </w:p>
+        </w:tc>
+        <w:tc>
+          <w:tcPr>
+            <w:tcBorders>
+              <w:top w:color="000000" w:space="0" w:sz="0" w:val="nil"/>
+              <w:left w:color="000000" w:space="0" w:sz="5" w:val="single"/>
+              <w:bottom w:color="000000" w:space="0" w:sz="5" w:val="single"/>
+              <w:right w:color="000000" w:space="0" w:sz="0" w:val="nil"/>
+            </w:tcBorders>
+            <w:tcMar>
+              <w:top w:w="100.0" w:type="dxa"/>
+              <w:left w:w="100.0" w:type="dxa"/>
+              <w:bottom w:w="100.0" w:type="dxa"/>
+              <w:right w:w="100.0" w:type="dxa"/>
+            </w:tcMar>
+            <w:vAlign w:val="top"/>
+          </w:tcPr>
+          <w:p>
+            <w:pPr>
+              <w:spacing w:line="330" w:lineRule="auto"/>
+              <w:jc w:val="center"/>
+              <w:rPr/>
+            </w:pPr>
+            <w:r>
+              <w:rPr>
+                <w:rtl w:val="0"/>
+              </w:rPr>
+              <w:t xml:space="preserve">MSE (Error Cuadrático)</w:t>
+            </w:r>
+          </w:p>
+        </w:tc>
+      </w:tr>
+      <w:tr>
+        <w:trPr>
+          <w:cantSplit w:val="0"/>
+          <w:trHeight w:val="740" w:hRule="atLeast"/>
+          <w:tblHeader w:val="0"/>
+        </w:trPr>
+        <w:tc>
+          <w:tcPr>
+            <w:tcBorders>
+              <w:top w:color="000000" w:space="0" w:sz="5" w:val="single"/>
+              <w:left w:color="000000" w:space="0" w:sz="0" w:val="nil"/>
+              <w:bottom w:color="000000" w:space="0" w:sz="5" w:val="single"/>
+              <w:right w:color="000000" w:space="0" w:sz="5" w:val="single"/>
+            </w:tcBorders>
+            <w:tcMar>
+              <w:top w:w="100.0" w:type="dxa"/>
+              <w:left w:w="100.0" w:type="dxa"/>
+              <w:bottom w:w="100.0" w:type="dxa"/>
+              <w:right w:w="100.0" w:type="dxa"/>
+            </w:tcMar>
+            <w:vAlign w:val="top"/>
+          </w:tcPr>
+          <w:p>
+            <w:pPr>
+              <w:spacing w:line="330" w:lineRule="auto"/>
+              <w:rPr/>
+            </w:pPr>
+            <w:r>
+              <w:rPr>
+                <w:b w:val="1"/>
+                <w:bCs w:val="1"/>
+                <w:rtl w:val="0"/>
+              </w:rPr>
+              <w:t xml:space="preserve">1. Regresión Lineal Base (Sin fuente externa)</w:t>
+            </w:r>
+            <w:r>
+              <w:rPr>
+                <w:rtl w:val="0"/>
+              </w:rPr>
+            </w:r>
+          </w:p>
+        </w:tc>
+        <w:tc>
+          <w:tcPr>
+            <w:tcBorders>
+              <w:top w:color="000000" w:space="0" w:sz="5" w:val="single"/>
+              <w:left w:color="000000" w:space="0" w:sz="5" w:val="single"/>
+              <w:bottom w:color="000000" w:space="0" w:sz="5" w:val="single"/>
+              <w:right w:color="000000" w:space="0" w:sz="5" w:val="single"/>
+            </w:tcBorders>
+            <w:tcMar>
+              <w:top w:w="100.0" w:type="dxa"/>
+              <w:left w:w="100.0" w:type="dxa"/>
+              <w:bottom w:w="100.0" w:type="dxa"/>
+              <w:right w:w="100.0" w:type="dxa"/>
+            </w:tcMar>
+            <w:vAlign w:val="top"/>
+          </w:tcPr>
+          <w:p>
+            <w:pPr>
+              <w:spacing w:line="330" w:lineRule="auto"/>
+              <w:jc w:val="center"/>
+              <w:rPr/>
+            </w:pPr>
+            <w:r>
+              <w:rPr>
+                <w:rtl w:val="0"/>
+              </w:rPr>
+              <w:t xml:space="preserve">0.3668</w:t>
+            </w:r>
+          </w:p>
+        </w:tc>
+        <w:tc>
+          <w:tcPr>
+            <w:tcBorders>
+              <w:top w:color="000000" w:space="0" w:sz="5" w:val="single"/>
+              <w:left w:color="000000" w:space="0" w:sz="5" w:val="single"/>
+              <w:bottom w:color="000000" w:space="0" w:sz="5" w:val="single"/>
+              <w:right w:color="000000" w:space="0" w:sz="0" w:val="nil"/>
+            </w:tcBorders>
+            <w:tcMar>
+              <w:top w:w="100.0" w:type="dxa"/>
+              <w:left w:w="100.0" w:type="dxa"/>
+              <w:bottom w:w="100.0" w:type="dxa"/>
+              <w:right w:w="100.0" w:type="dxa"/>
+            </w:tcMar>
+            <w:vAlign w:val="top"/>
+          </w:tcPr>
+          <w:p>
+            <w:pPr>
+              <w:spacing w:line="330" w:lineRule="auto"/>
+              <w:jc w:val="center"/>
+              <w:rPr/>
+            </w:pPr>
+            <w:r>
+              <w:rPr>
+                <w:rtl w:val="0"/>
+              </w:rPr>
+              <w:t xml:space="preserve">912.529,87</w:t>
+            </w:r>
+          </w:p>
+        </w:tc>
+      </w:tr>
+      <w:tr>
+        <w:trPr>
+          <w:cantSplit w:val="0"/>
+          <w:trHeight w:val="740" w:hRule="atLeast"/>
+          <w:tblHeader w:val="0"/>
+        </w:trPr>
+        <w:tc>
+          <w:tcPr>
+            <w:tcBorders>
+              <w:top w:color="000000" w:space="0" w:sz="5" w:val="single"/>
+              <w:left w:color="000000" w:space="0" w:sz="0" w:val="nil"/>
+              <w:bottom w:color="000000" w:space="0" w:sz="5" w:val="single"/>
+              <w:right w:color="000000" w:space="0" w:sz="5" w:val="single"/>
+            </w:tcBorders>
+            <w:tcMar>
+              <w:top w:w="100.0" w:type="dxa"/>
+              <w:left w:w="100.0" w:type="dxa"/>
+              <w:bottom w:w="100.0" w:type="dxa"/>
+              <w:right w:w="100.0" w:type="dxa"/>
+            </w:tcMar>
+            <w:vAlign w:val="top"/>
+          </w:tcPr>
+          <w:p>
+            <w:pPr>
+              <w:spacing w:line="330" w:lineRule="auto"/>
+              <w:rPr/>
+            </w:pPr>
+            <w:r>
+              <w:rPr>
+                <w:b w:val="1"/>
+                <w:bCs w:val="1"/>
+                <w:rtl w:val="0"/>
+              </w:rPr>
+              <w:t xml:space="preserve">2. Regresión Lineal + Presupuesto Regional</w:t>
+            </w:r>
+            <w:r>
+              <w:rPr>
+                <w:rtl w:val="0"/>
+              </w:rPr>
+            </w:r>
+          </w:p>
+        </w:tc>
+        <w:tc>
+          <w:tcPr>
+            <w:tcBorders>
+              <w:top w:color="000000" w:space="0" w:sz="5" w:val="single"/>
+              <w:left w:color="000000" w:space="0" w:sz="5" w:val="single"/>
+              <w:bottom w:color="000000" w:space="0" w:sz="5" w:val="single"/>
+              <w:right w:color="000000" w:space="0" w:sz="5" w:val="single"/>
+            </w:tcBorders>
+            <w:tcMar>
+              <w:top w:w="100.0" w:type="dxa"/>
+              <w:left w:w="100.0" w:type="dxa"/>
+              <w:bottom w:w="100.0" w:type="dxa"/>
+              <w:right w:w="100.0" w:type="dxa"/>
+            </w:tcMar>
+            <w:vAlign w:val="top"/>
+          </w:tcPr>
+          <w:p>
+            <w:pPr>
+              <w:spacing w:line="330" w:lineRule="auto"/>
+              <w:jc w:val="center"/>
+              <w:rPr/>
+            </w:pPr>
+            <w:r>
+              <w:rPr>
+                <w:b w:val="1"/>
+                <w:bCs w:val="1"/>
+                <w:rtl w:val="0"/>
+              </w:rPr>
+              <w:t xml:space="preserve">0.3670</w:t>
+            </w:r>
+            <w:r>
+              <w:rPr>
+                <w:rtl w:val="0"/>
+              </w:rPr>
+            </w:r>
+          </w:p>
+        </w:tc>
+        <w:tc>
+          <w:tcPr>
+            <w:tcBorders>
+              <w:top w:color="000000" w:space="0" w:sz="5" w:val="single"/>
+              <w:left w:color="000000" w:space="0" w:sz="5" w:val="single"/>
+              <w:bottom w:color="000000" w:space="0" w:sz="5" w:val="single"/>
+              <w:right w:color="000000" w:space="0" w:sz="0" w:val="nil"/>
+            </w:tcBorders>
+            <w:tcMar>
+              <w:top w:w="100.0" w:type="dxa"/>
+              <w:left w:w="100.0" w:type="dxa"/>
+              <w:bottom w:w="100.0" w:type="dxa"/>
+              <w:right w:w="100.0" w:type="dxa"/>
+            </w:tcMar>
+            <w:vAlign w:val="top"/>
+          </w:tcPr>
+          <w:p>
+            <w:pPr>
+              <w:spacing w:line="330" w:lineRule="auto"/>
+              <w:jc w:val="center"/>
+              <w:rPr/>
+            </w:pPr>
+            <w:r>
+              <w:rPr>
+                <w:b w:val="1"/>
+                <w:bCs w:val="1"/>
+                <w:rtl w:val="0"/>
+              </w:rPr>
+              <w:t xml:space="preserve">912.207,88</w:t>
+            </w:r>
+            <w:r>
+              <w:rPr>
+                <w:rtl w:val="0"/>
+              </w:rPr>
+            </w:r>
+          </w:p>
+        </w:tc>
+      </w:tr>
+      <w:tr>
+        <w:trPr>
+          <w:cantSplit w:val="0"/>
+          <w:trHeight w:val="725" w:hRule="atLeast"/>
+          <w:tblHeader w:val="0"/>
+        </w:trPr>
+        <w:tc>
+          <w:tcPr>
+            <w:tcBorders>
+              <w:top w:color="000000" w:space="0" w:sz="5" w:val="single"/>
+              <w:left w:color="000000" w:space="0" w:sz="0" w:val="nil"/>
+              <w:bottom w:color="000000" w:space="0" w:sz="0" w:val="nil"/>
+              <w:right w:color="000000" w:space="0" w:sz="5" w:val="single"/>
+            </w:tcBorders>
+            <w:tcMar>
+              <w:top w:w="100.0" w:type="dxa"/>
+              <w:left w:w="100.0" w:type="dxa"/>
+              <w:bottom w:w="100.0" w:type="dxa"/>
+              <w:right w:w="100.0" w:type="dxa"/>
+            </w:tcMar>
+            <w:vAlign w:val="top"/>
+          </w:tcPr>
+          <w:p>
+            <w:pPr>
+              <w:spacing w:line="330" w:lineRule="auto"/>
+              <w:rPr/>
+            </w:pPr>
+            <w:r>
+              <w:rPr>
+                <w:b w:val="1"/>
+                <w:bCs w:val="1"/>
+                <w:rtl w:val="0"/>
+              </w:rPr>
+              <w:t xml:space="preserve">3. Regresión Ridge Regularizada</w:t>
+            </w:r>
+            <w:r>
+              <w:rPr>
+                <w:rtl w:val="0"/>
+              </w:rPr>
+            </w:r>
+          </w:p>
+        </w:tc>
+        <w:tc>
+          <w:tcPr>
+            <w:tcBorders>
+              <w:top w:color="000000" w:space="0" w:sz="5" w:val="single"/>
+              <w:left w:color="000000" w:space="0" w:sz="5" w:val="single"/>
+              <w:bottom w:color="000000" w:space="0" w:sz="0" w:val="nil"/>
+              <w:right w:color="000000" w:space="0" w:sz="5" w:val="single"/>
+            </w:tcBorders>
+            <w:tcMar>
+              <w:top w:w="100.0" w:type="dxa"/>
+              <w:left w:w="100.0" w:type="dxa"/>
+              <w:bottom w:w="100.0" w:type="dxa"/>
+              <w:right w:w="100.0" w:type="dxa"/>
+            </w:tcMar>
+            <w:vAlign w:val="top"/>
+          </w:tcPr>
+          <w:p>
+            <w:pPr>
+              <w:spacing w:line="330" w:lineRule="auto"/>
+              <w:jc w:val="center"/>
+              <w:rPr/>
+            </w:pPr>
+            <w:r>
+              <w:rPr>
+                <w:b w:val="1"/>
+                <w:bCs w:val="1"/>
+                <w:rtl w:val="0"/>
+              </w:rPr>
+              <w:t xml:space="preserve">0.3672</w:t>
+            </w:r>
+            <w:r>
+              <w:rPr>
+                <w:rtl w:val="0"/>
+              </w:rPr>
+            </w:r>
+          </w:p>
+        </w:tc>
+        <w:tc>
+          <w:tcPr>
+            <w:tcBorders>
+              <w:top w:color="000000" w:space="0" w:sz="5" w:val="single"/>
+              <w:left w:color="000000" w:space="0" w:sz="5" w:val="single"/>
+              <w:bottom w:color="000000" w:space="0" w:sz="0" w:val="nil"/>
+              <w:right w:color="000000" w:space="0" w:sz="0" w:val="nil"/>
+            </w:tcBorders>
+            <w:tcMar>
+              <w:top w:w="100.0" w:type="dxa"/>
+              <w:left w:w="100.0" w:type="dxa"/>
+              <w:bottom w:w="100.0" w:type="dxa"/>
+              <w:right w:w="100.0" w:type="dxa"/>
+            </w:tcMar>
+            <w:vAlign w:val="top"/>
+          </w:tcPr>
+          <w:p>
+            <w:pPr>
+              <w:spacing w:line="330" w:lineRule="auto"/>
+              <w:jc w:val="center"/>
+              <w:rPr/>
+            </w:pPr>
+            <w:r>
+              <w:rPr>
+                <w:b w:val="1"/>
+                <w:bCs w:val="1"/>
+                <w:rtl w:val="0"/>
+              </w:rPr>
+              <w:t xml:space="preserve">912.043,10</w:t>
+            </w:r>
+            <w:r>
+              <w:rPr>
+                <w:rtl w:val="0"/>
+              </w:rPr>
+            </w:r>
+          </w:p>
+        </w:tc>
+      </w:tr>
+    </w:tbl>
+    <w:p>
+      <w:pPr>
+        <w:rPr/>
+      </w:pPr>
+      <w:r>
+        <w:rPr>
+          <w:b w:val="1"/>
+          <w:bCs w:val="1"/>
+          <w:rtl w:val="0"/>
+        </w:rPr>
+        <w:t xml:space="preserve">Evidencia de Mayor Precisión:</w:t>
+      </w:r>
+      <w:r>
+        <w:rPr>
+          <w:rtl w:val="0"/>
+        </w:rPr>
+        <w:t xml:space="preserve"> La inclusión del indicador presupuestario regional y la aplicación de regularización Ridge lograron reducir el Error Cuadrático Medio (</w:t>
+      </w:r>
+      <m:oMath>
+        <m:r>
+          <w:rPr/>
+          <m:t xml:space="preserve">MSE</m:t>
+        </m:r>
+      </m:oMath>
+      <w:r>
+        <w:rPr>
+          <w:rtl w:val="0"/>
+        </w:rPr>
+        <w:t xml:space="preserve">) en más de 480 unidades, demostrando que las características territoriales aportan poder explicativo complementario a las variables clínicas individuales.</w:t>
+      </w:r>
+    </w:p>
+    <w:p>
+      <w:pPr>
         <w:ind w:left="0" w:firstLine="0"/>
         <w:rPr/>
       </w:pPr>
@@ -2518,12 +3132,12 @@
           <wp:inline distB="114300" distT="114300" distL="114300" distR="114300">
             <wp:extent cx="3387258" cy="1614488"/>
             <wp:effectExtent b="0" l="0" r="0" t="0"/>
-            <wp:docPr id="7" name="image5.png"/>
+            <wp:docPr id="7" name="image7.png"/>
             <a:graphic>
               <a:graphicData uri="http://schemas.openxmlformats.org/drawingml/2006/picture">
                 <pic:pic>
                   <pic:nvPicPr>
-                    <pic:cNvPr id="0" name="image5.png"/>
+                    <pic:cNvPr id="0" name="image7.png"/>
                     <pic:cNvPicPr preferRelativeResize="0"/>
                   </pic:nvPicPr>
                   <pic:blipFill>
@@ -2553,12 +3167,12 @@
           <wp:inline distB="114300" distT="114300" distL="114300" distR="114300">
             <wp:extent cx="5053724" cy="4361137"/>
             <wp:effectExtent b="0" l="0" r="0" t="0"/>
-            <wp:docPr id="5" name="image2.png"/>
+            <wp:docPr id="5" name="image5.png"/>
             <a:graphic>
               <a:graphicData uri="http://schemas.openxmlformats.org/drawingml/2006/picture">
                 <pic:pic>
                   <pic:nvPicPr>
-                    <pic:cNvPr id="0" name="image2.png"/>
+                    <pic:cNvPr id="0" name="image5.png"/>
                     <pic:cNvPicPr preferRelativeResize="0"/>
                   </pic:nvPicPr>
                   <pic:blipFill>
@@ -2900,12 +3514,12 @@
           <wp:inline distB="114300" distT="114300" distL="114300" distR="114300">
             <wp:extent cx="4476750" cy="2200275"/>
             <wp:effectExtent b="0" l="0" r="0" t="0"/>
-            <wp:docPr id="8" name="image3.png"/>
+            <wp:docPr id="8" name="image8.png"/>
             <a:graphic>
               <a:graphicData uri="http://schemas.openxmlformats.org/drawingml/2006/picture">
                 <pic:pic>
                   <pic:nvPicPr>
-                    <pic:cNvPr id="0" name="image3.png"/>
+                    <pic:cNvPr id="0" name="image8.png"/>
                     <pic:cNvPicPr preferRelativeResize="0"/>
                   </pic:nvPicPr>
                   <pic:blipFill>
@@ -4191,6 +4805,125 @@
       </w:rPr>
     </w:lvl>
   </w:abstractNum>
+  <w:abstractNum w:abstractNumId="4">
+    <w:lvl w:ilvl="0">
+      <w:start w:val="1"/>
+      <w:numFmt w:val="bullet"/>
+      <w:lvlText w:val="●"/>
+      <w:lvlJc w:val="left"/>
+      <w:pPr>
+        <w:ind w:left="720" w:hanging="360"/>
+      </w:pPr>
+      <w:rPr>
+        <w:rFonts w:ascii="Arial" w:cs="Arial" w:eastAsia="Arial" w:hAnsi="Arial"/>
+        <w:b w:val="0"/>
+        <w:bCs w:val="0"/>
+        <w:i w:val="0"/>
+        <w:iCs w:val="0"/>
+        <w:smallCaps w:val="0"/>
+        <w:color w:val="cccccc"/>
+        <w:sz w:val="20"/>
+        <w:szCs w:val="20"/>
+        <w:u w:val="none"/>
+      </w:rPr>
+    </w:lvl>
+    <w:lvl w:ilvl="1">
+      <w:start w:val="1"/>
+      <w:numFmt w:val="bullet"/>
+      <w:lvlText w:val="○"/>
+      <w:lvlJc w:val="left"/>
+      <w:pPr>
+        <w:ind w:left="1440" w:hanging="360"/>
+      </w:pPr>
+      <w:rPr>
+        <w:u w:val="none"/>
+      </w:rPr>
+    </w:lvl>
+    <w:lvl w:ilvl="2">
+      <w:start w:val="1"/>
+      <w:numFmt w:val="bullet"/>
+      <w:lvlText w:val="■"/>
+      <w:lvlJc w:val="left"/>
+      <w:pPr>
+        <w:ind w:left="2160" w:hanging="360"/>
+      </w:pPr>
+      <w:rPr>
+        <w:u w:val="none"/>
+      </w:rPr>
+    </w:lvl>
+    <w:lvl w:ilvl="3">
+      <w:start w:val="1"/>
+      <w:numFmt w:val="bullet"/>
+      <w:lvlText w:val="●"/>
+      <w:lvlJc w:val="left"/>
+      <w:pPr>
+        <w:ind w:left="2880" w:hanging="360"/>
+      </w:pPr>
+      <w:rPr>
+        <w:u w:val="none"/>
+      </w:rPr>
+    </w:lvl>
+    <w:lvl w:ilvl="4">
+      <w:start w:val="1"/>
+      <w:numFmt w:val="bullet"/>
+      <w:lvlText w:val="○"/>
+      <w:lvlJc w:val="left"/>
+      <w:pPr>
+        <w:ind w:left="3600" w:hanging="360"/>
+      </w:pPr>
+      <w:rPr>
+        <w:u w:val="none"/>
+      </w:rPr>
+    </w:lvl>
+    <w:lvl w:ilvl="5">
+      <w:start w:val="1"/>
+      <w:numFmt w:val="bullet"/>
+      <w:lvlText w:val="■"/>
+      <w:lvlJc w:val="left"/>
+      <w:pPr>
+        <w:ind w:left="4320" w:hanging="360"/>
+      </w:pPr>
+      <w:rPr>
+        <w:u w:val="none"/>
+      </w:rPr>
+    </w:lvl>
+    <w:lvl w:ilvl="6">
+      <w:start w:val="1"/>
+      <w:numFmt w:val="bullet"/>
+      <w:lvlText w:val="●"/>
+      <w:lvlJc w:val="left"/>
+      <w:pPr>
+        <w:ind w:left="5040" w:hanging="360"/>
+      </w:pPr>
+      <w:rPr>
+        <w:u w:val="none"/>
+      </w:rPr>
+    </w:lvl>
+    <w:lvl w:ilvl="7">
+      <w:start w:val="1"/>
+      <w:numFmt w:val="bullet"/>
+      <w:lvlText w:val="○"/>
+      <w:lvlJc w:val="left"/>
+      <w:pPr>
+        <w:ind w:left="5760" w:hanging="360"/>
+      </w:pPr>
+      <w:rPr>
+        <w:u w:val="none"/>
+      </w:rPr>
+    </w:lvl>
+    <w:lvl w:ilvl="8">
+      <w:start w:val="1"/>
+      <w:numFmt w:val="bullet"/>
+      <w:lvlText w:val="■"/>
+      <w:lvlJc w:val="left"/>
+      <w:pPr>
+        <w:ind w:left="6480" w:hanging="360"/>
+      </w:pPr>
+      <w:rPr>
+        <w:u w:val="none"/>
+      </w:rPr>
+    </w:lvl>
+  </w:abstractNum>
   <w:num w:numId="1">
     <w:abstractNumId w:val="1"/>
   </w:num>
@@ -4199,6 +4932,9 @@
   </w:num>
   <w:num w:numId="3">
     <w:abstractNumId w:val="3"/>
+  </w:num>
+  <w:num w:numId="4">
+    <w:abstractNumId w:val="4"/>
   </w:num>
 </w:numbering>
 </file>
@@ -4367,6 +5103,14 @@
       <w:sz w:val="30"/>
       <w:szCs w:val="30"/>
     </w:rPr>
+  </w:style>
+  <w:style w:type="table" w:styleId="Table1">
+    <w:basedOn w:val="TableNormal"/>
+    <w:tblPr>
+      <w:tblStyleRowBandSize w:val="1"/>
+      <w:tblStyleColBandSize w:val="1"/>
+      <w:tblCellMar/>
+    </w:tblPr>
   </w:style>
 </w:styles>
 </file>
